--- a/job-application/egabi Solutions/Moamen_Basyoni_Cover_Letter_egabi_Solutions.docx
+++ b/job-application/egabi Solutions/Moamen_Basyoni_Cover_Letter_egabi_Solutions.docx
@@ -153,7 +153,7 @@
           <w:b/>
           <w:bCs/>
         </w:rPr>
-        <w:t xml:space="preserve">45%</w:t>
+        <w:t xml:space="preserve">60%</w:t>
       </w:r>
       <w:r>
         <w:t xml:space="preserve">, measured with BenchmarkDotNet.</w:t>
